--- a/Reports/Report.docx
+++ b/Reports/Report.docx
@@ -624,6 +624,15 @@
     </w:p>
     <w:sdt>
       <w:sdtPr>
+        <w:rPr>
+          <w:rFonts w:asciiTheme="minorHAnsi" w:eastAsiaTheme="minorHAnsi" w:hAnsiTheme="minorHAnsi" w:cstheme="minorBidi"/>
+          <w:color w:val="auto"/>
+          <w:kern w:val="2"/>
+          <w:sz w:val="22"/>
+          <w:szCs w:val="22"/>
+          <w:lang w:val="en-IN"/>
+          <w14:ligatures w14:val="standardContextual"/>
+        </w:rPr>
         <w:id w:val="-509133663"/>
         <w:docPartObj>
           <w:docPartGallery w:val="Table of Contents"/>
@@ -632,16 +641,9 @@
       </w:sdtPr>
       <w:sdtEndPr>
         <w:rPr>
-          <w:rFonts w:asciiTheme="minorHAnsi" w:eastAsiaTheme="minorHAnsi" w:hAnsiTheme="minorHAnsi" w:cstheme="minorBidi"/>
           <w:b/>
           <w:bCs/>
           <w:noProof/>
-          <w:color w:val="auto"/>
-          <w:kern w:val="2"/>
-          <w:sz w:val="22"/>
-          <w:szCs w:val="22"/>
-          <w:lang w:val="en-IN"/>
-          <w14:ligatures w14:val="standardContextual"/>
         </w:rPr>
       </w:sdtEndPr>
       <w:sdtContent>
@@ -4251,6 +4253,9 @@
     </w:p>
     <w:p>
       <w:r>
+        <w:rPr>
+          <w:noProof/>
+        </w:rPr>
         <w:drawing>
           <wp:inline distT="0" distB="0" distL="0" distR="0" wp14:anchorId="5A9FF9D6" wp14:editId="2DE982A0">
             <wp:extent cx="2921330" cy="5451534"/>
@@ -4300,10 +4305,7 @@
         <w:t>.</w:t>
       </w:r>
       <w:r>
-        <w:t xml:space="preserve"> </w:t>
-      </w:r>
-      <w:r>
-        <w:t>End-to-End Data Pipeline</w:t>
+        <w:t xml:space="preserve"> End-to-End Data Pipeline</w:t>
       </w:r>
       <w:bookmarkEnd w:id="6"/>
     </w:p>
@@ -5719,10 +5721,7 @@
         <w:t>.</w:t>
       </w:r>
       <w:r>
-        <w:t xml:space="preserve"> </w:t>
-      </w:r>
-      <w:r>
-        <w:t>Dashboard Objectives</w:t>
+        <w:t xml:space="preserve"> Dashboard Objectives</w:t>
       </w:r>
       <w:bookmarkEnd w:id="15"/>
     </w:p>
@@ -6145,11 +6144,12 @@
       <w:r>
         <w:t xml:space="preserve">, while </w:t>
       </w:r>
-      <w:proofErr w:type="spellStart"/>
+      <w:r>
+        <w:t>J</w:t>
+      </w:r>
       <w:r>
         <w:t>acksonville</w:t>
       </w:r>
-      <w:proofErr w:type="spellEnd"/>
       <w:r>
         <w:t xml:space="preserve"> recorded the lowest at </w:t>
       </w:r>
@@ -7151,10 +7151,7 @@
       </w:pPr>
       <w:bookmarkStart w:id="34" w:name="_Toc236137147"/>
       <w:r>
-        <w:t>11.</w:t>
-      </w:r>
-      <w:r>
-        <w:t xml:space="preserve">7. </w:t>
+        <w:t xml:space="preserve">11.7. </w:t>
       </w:r>
       <w:r>
         <w:t>Future Roadmap</w:t>
@@ -10008,6 +10005,7 @@
   <w:style w:type="character" w:default="1" w:styleId="DefaultParagraphFont">
     <w:name w:val="Default Paragraph Font"/>
     <w:uiPriority w:val="1"/>
+    <w:semiHidden/>
     <w:unhideWhenUsed/>
   </w:style>
   <w:style w:type="table" w:default="1" w:styleId="TableNormal">
